--- a/src/images/cv/melvin-enmocino.docx
+++ b/src/images/cv/melvin-enmocino.docx
@@ -181,7 +181,7 @@
           <w:b/>
           <w:color w:val="FFFFFF" w:themeColor="background1"/>
         </w:rPr>
-        <w:t>Frontend Web Developer</w:t>
+        <w:t>Web Developer</w:t>
       </w:r>
       <w:r>
         <w:rPr>
@@ -189,8 +189,10 @@
           <w:b/>
           <w:color w:val="FFFFFF" w:themeColor="background1"/>
         </w:rPr>
-        <w:t xml:space="preserve"> - </w:t>
-      </w:r>
+        <w:t xml:space="preserve"> </w:t>
+      </w:r>
+      <w:bookmarkStart w:id="0" w:name="_GoBack"/>
+      <w:bookmarkEnd w:id="0"/>
     </w:p>
     <w:p>
       <w:pPr>
@@ -211,7 +213,27 @@
           <w:sz w:val="18"/>
           <w:szCs w:val="18"/>
         </w:rPr>
+        <w:t>(</w:t>
+      </w:r>
+      <w:r>
+        <w:rPr>
+          <w:rFonts w:ascii="Calibri Light" w:hAnsi="Calibri Light" w:cs="Calibri Light"/>
+          <w:b/>
+          <w:color w:val="FFFFFF" w:themeColor="background1"/>
+          <w:sz w:val="18"/>
+          <w:szCs w:val="18"/>
+        </w:rPr>
         <w:t>Career Shifter</w:t>
+      </w:r>
+      <w:r>
+        <w:rPr>
+          <w:rFonts w:ascii="Calibri Light" w:hAnsi="Calibri Light" w:cs="Calibri Light"/>
+          <w:b/>
+          <w:color w:val="FFFFFF" w:themeColor="background1"/>
+          <w:sz w:val="18"/>
+          <w:szCs w:val="18"/>
+        </w:rPr>
+        <w:t>)</w:t>
       </w:r>
     </w:p>
     <w:p>
@@ -715,7 +737,8 @@
     </w:p>
     <w:p>
       <w:pPr>
-        <w:ind w:right="-300"/>
+        <w:spacing w:line="240" w:lineRule="auto"/>
+        <w:ind w:left="-360" w:right="-300"/>
         <w:rPr>
           <w:rFonts w:ascii="Calibri Light" w:hAnsi="Calibri Light" w:cs="Calibri Light"/>
           <w:color w:val="FFFFFF" w:themeColor="background1"/>
@@ -729,30 +752,18 @@
         <w:spacing w:line="240" w:lineRule="auto"/>
         <w:ind w:left="-360" w:right="-300"/>
         <w:rPr>
-          <w:rFonts w:ascii="Calibri Light" w:hAnsi="Calibri Light" w:cs="Calibri Light"/>
-          <w:color w:val="FFFFFF" w:themeColor="background1"/>
-          <w:sz w:val="18"/>
-          <w:szCs w:val="18"/>
-        </w:rPr>
-      </w:pPr>
-    </w:p>
-    <w:p>
-      <w:pPr>
-        <w:spacing w:line="240" w:lineRule="auto"/>
-        <w:ind w:left="-360" w:right="-300"/>
-        <w:rPr>
           <w:rFonts w:cstheme="minorHAnsi"/>
           <w:b/>
-          <w:sz w:val="40"/>
-          <w:szCs w:val="40"/>
+          <w:sz w:val="36"/>
+          <w:szCs w:val="36"/>
         </w:rPr>
       </w:pPr>
       <w:r>
         <w:rPr>
           <w:rFonts w:cstheme="minorHAnsi"/>
           <w:b/>
-          <w:sz w:val="40"/>
-          <w:szCs w:val="40"/>
+          <w:sz w:val="36"/>
+          <w:szCs w:val="36"/>
         </w:rPr>
         <w:t>EDUCATION</w:t>
       </w:r>
@@ -1046,16 +1057,16 @@
         <w:rPr>
           <w:rFonts w:cstheme="minorHAnsi"/>
           <w:b/>
-          <w:sz w:val="40"/>
-          <w:szCs w:val="40"/>
+          <w:sz w:val="36"/>
+          <w:szCs w:val="36"/>
         </w:rPr>
       </w:pPr>
       <w:r>
         <w:rPr>
           <w:rFonts w:cstheme="minorHAnsi"/>
           <w:b/>
-          <w:sz w:val="40"/>
-          <w:szCs w:val="40"/>
+          <w:sz w:val="36"/>
+          <w:szCs w:val="36"/>
         </w:rPr>
         <w:t>SKILLS</w:t>
       </w:r>
@@ -1333,6 +1344,54 @@
           <w:sz w:val="24"/>
           <w:szCs w:val="24"/>
         </w:rPr>
+        <w:t>SourceTree</w:t>
+      </w:r>
+    </w:p>
+    <w:p>
+      <w:pPr>
+        <w:pStyle w:val="ListParagraph"/>
+        <w:numPr>
+          <w:ilvl w:val="0"/>
+          <w:numId w:val="1"/>
+        </w:numPr>
+        <w:spacing w:line="240" w:lineRule="auto"/>
+        <w:ind w:right="-300"/>
+        <w:rPr>
+          <w:rFonts w:ascii="Calibri Light" w:hAnsi="Calibri Light" w:cs="Calibri Light"/>
+          <w:sz w:val="24"/>
+          <w:szCs w:val="24"/>
+        </w:rPr>
+      </w:pPr>
+      <w:r>
+        <w:rPr>
+          <w:rFonts w:ascii="Calibri Light" w:hAnsi="Calibri Light" w:cs="Calibri Light"/>
+          <w:sz w:val="24"/>
+          <w:szCs w:val="24"/>
+        </w:rPr>
+        <w:t>VSCode</w:t>
+      </w:r>
+    </w:p>
+    <w:p>
+      <w:pPr>
+        <w:pStyle w:val="ListParagraph"/>
+        <w:numPr>
+          <w:ilvl w:val="0"/>
+          <w:numId w:val="1"/>
+        </w:numPr>
+        <w:spacing w:line="240" w:lineRule="auto"/>
+        <w:ind w:right="-300"/>
+        <w:rPr>
+          <w:rFonts w:ascii="Calibri Light" w:hAnsi="Calibri Light" w:cs="Calibri Light"/>
+          <w:sz w:val="24"/>
+          <w:szCs w:val="24"/>
+        </w:rPr>
+      </w:pPr>
+      <w:r>
+        <w:rPr>
+          <w:rFonts w:ascii="Calibri Light" w:hAnsi="Calibri Light" w:cs="Calibri Light"/>
+          <w:sz w:val="24"/>
+          <w:szCs w:val="24"/>
+        </w:rPr>
         <w:t>Kantech System</w:t>
       </w:r>
     </w:p>
@@ -1420,18 +1479,30 @@
         <w:spacing w:line="240" w:lineRule="auto"/>
         <w:ind w:right="-300"/>
         <w:rPr>
-          <w:rFonts w:cstheme="minorHAnsi"/>
+          <w:rFonts w:ascii="Calibri Light" w:hAnsi="Calibri Light" w:cs="Calibri Light"/>
           <w:b/>
           <w:sz w:val="40"/>
           <w:szCs w:val="40"/>
         </w:rPr>
       </w:pPr>
-      <w:r>
+    </w:p>
+    <w:p>
+      <w:pPr>
+        <w:spacing w:line="240" w:lineRule="auto"/>
+        <w:ind w:right="-300"/>
         <w:rPr>
           <w:rFonts w:cstheme="minorHAnsi"/>
           <w:b/>
-          <w:sz w:val="40"/>
-          <w:szCs w:val="40"/>
+          <w:sz w:val="36"/>
+          <w:szCs w:val="36"/>
+        </w:rPr>
+      </w:pPr>
+      <w:r>
+        <w:rPr>
+          <w:rFonts w:cstheme="minorHAnsi"/>
+          <w:b/>
+          <w:sz w:val="36"/>
+          <w:szCs w:val="36"/>
         </w:rPr>
         <w:t>WORK EXPERIENCE</w:t>
       </w:r>
@@ -1439,8 +1510,8 @@
         <w:rPr>
           <w:rFonts w:cstheme="minorHAnsi"/>
           <w:b/>
-          <w:sz w:val="40"/>
-          <w:szCs w:val="40"/>
+          <w:sz w:val="36"/>
+          <w:szCs w:val="36"/>
         </w:rPr>
         <w:t>S</w:t>
       </w:r>
@@ -1476,6 +1547,15 @@
           <w:szCs w:val="24"/>
         </w:rPr>
         <w:t>Access Control System Administration</w:t>
+      </w:r>
+      <w:r>
+        <w:rPr>
+          <w:rFonts w:ascii="Calibri Light" w:hAnsi="Calibri Light" w:cs="Calibri Light"/>
+          <w:b/>
+          <w:sz w:val="24"/>
+          <w:szCs w:val="24"/>
+        </w:rPr>
+        <w:t xml:space="preserve"> – (ACS)</w:t>
       </w:r>
     </w:p>
     <w:p>
@@ -1663,7 +1743,23 @@
           <w:sz w:val="24"/>
           <w:szCs w:val="24"/>
         </w:rPr>
-        <w:t>In-charge for access control design, installation, supervision, troubleshooting, programming and configuration, testing and commissioning.</w:t>
+        <w:t xml:space="preserve">In-charge for access control </w:t>
+      </w:r>
+      <w:r>
+        <w:rPr>
+          <w:rFonts w:ascii="Calibri Light" w:hAnsi="Calibri Light" w:cs="Calibri Light"/>
+          <w:sz w:val="24"/>
+          <w:szCs w:val="24"/>
+        </w:rPr>
+        <w:t xml:space="preserve">system </w:t>
+      </w:r>
+      <w:r>
+        <w:rPr>
+          <w:rFonts w:ascii="Calibri Light" w:hAnsi="Calibri Light" w:cs="Calibri Light"/>
+          <w:sz w:val="24"/>
+          <w:szCs w:val="24"/>
+        </w:rPr>
+        <w:t>design, installation, supervision, troubleshooting, programming and configuration, testing and commissioning.</w:t>
       </w:r>
     </w:p>
     <w:p>
@@ -2081,16 +2177,16 @@
         <w:rPr>
           <w:rFonts w:cstheme="minorHAnsi"/>
           <w:b/>
-          <w:sz w:val="40"/>
-          <w:szCs w:val="40"/>
+          <w:sz w:val="36"/>
+          <w:szCs w:val="36"/>
         </w:rPr>
       </w:pPr>
       <w:r>
         <w:rPr>
           <w:rFonts w:cstheme="minorHAnsi"/>
           <w:b/>
-          <w:sz w:val="40"/>
-          <w:szCs w:val="40"/>
+          <w:sz w:val="36"/>
+          <w:szCs w:val="36"/>
         </w:rPr>
         <w:t>CERTIFICATION</w:t>
       </w:r>
@@ -2098,13 +2194,11 @@
         <w:rPr>
           <w:rFonts w:cstheme="minorHAnsi"/>
           <w:b/>
-          <w:sz w:val="40"/>
-          <w:szCs w:val="40"/>
+          <w:sz w:val="36"/>
+          <w:szCs w:val="36"/>
         </w:rPr>
         <w:t>S</w:t>
       </w:r>
-      <w:bookmarkStart w:id="0" w:name="_GoBack"/>
-      <w:bookmarkEnd w:id="0"/>
     </w:p>
     <w:p>
       <w:pPr>
@@ -2127,15 +2221,23 @@
           <w:sz w:val="24"/>
           <w:szCs w:val="24"/>
         </w:rPr>
-        <w:t xml:space="preserve">PRC – License No. </w:t>
-      </w:r>
-      <w:r>
-        <w:rPr>
-          <w:rFonts w:ascii="Calibri Light" w:hAnsi="Calibri Light" w:cs="Calibri Light"/>
-          <w:sz w:val="24"/>
-          <w:szCs w:val="24"/>
-        </w:rPr>
-        <w:t>28559</w:t>
+        <w:t>Passed ECE</w:t>
+      </w:r>
+      <w:r>
+        <w:rPr>
+          <w:rFonts w:ascii="Calibri Light" w:hAnsi="Calibri Light" w:cs="Calibri Light"/>
+          <w:sz w:val="24"/>
+          <w:szCs w:val="24"/>
+        </w:rPr>
+        <w:t xml:space="preserve"> Licens</w:t>
+      </w:r>
+      <w:r>
+        <w:rPr>
+          <w:rFonts w:ascii="Calibri Light" w:hAnsi="Calibri Light" w:cs="Calibri Light"/>
+          <w:sz w:val="24"/>
+          <w:szCs w:val="24"/>
+        </w:rPr>
+        <w:t xml:space="preserve">ure Examination Nov 2002 </w:t>
       </w:r>
     </w:p>
     <w:p>
@@ -2188,7 +2290,7 @@
           <w:sz w:val="24"/>
           <w:szCs w:val="24"/>
         </w:rPr>
-        <w:t xml:space="preserve">Full Stack Web Developer (soon) - </w:t>
+        <w:t xml:space="preserve">Full Stack Web Developer - </w:t>
       </w:r>
       <w:r>
         <w:rPr>
@@ -2573,6 +2675,119 @@
     </w:lvl>
   </w:abstractNum>
   <w:abstractNum w:abstractNumId="3" w15:restartNumberingAfterBreak="0">
+    <w:nsid w:val="66F938A5"/>
+    <w:multiLevelType w:val="hybridMultilevel"/>
+    <w:tmpl w:val="8F122AC2"/>
+    <w:lvl w:ilvl="0" w:tplc="34090001">
+      <w:start w:val="1"/>
+      <w:numFmt w:val="bullet"/>
+      <w:lvlText w:val=""/>
+      <w:lvlJc w:val="left"/>
+      <w:pPr>
+        <w:ind w:left="720" w:hanging="360"/>
+      </w:pPr>
+      <w:rPr>
+        <w:rFonts w:ascii="Symbol" w:hAnsi="Symbol" w:hint="default"/>
+      </w:rPr>
+    </w:lvl>
+    <w:lvl w:ilvl="1" w:tplc="34090003" w:tentative="1">
+      <w:start w:val="1"/>
+      <w:numFmt w:val="bullet"/>
+      <w:lvlText w:val="o"/>
+      <w:lvlJc w:val="left"/>
+      <w:pPr>
+        <w:ind w:left="1440" w:hanging="360"/>
+      </w:pPr>
+      <w:rPr>
+        <w:rFonts w:ascii="Courier New" w:hAnsi="Courier New" w:cs="Courier New" w:hint="default"/>
+      </w:rPr>
+    </w:lvl>
+    <w:lvl w:ilvl="2" w:tplc="34090005" w:tentative="1">
+      <w:start w:val="1"/>
+      <w:numFmt w:val="bullet"/>
+      <w:lvlText w:val=""/>
+      <w:lvlJc w:val="left"/>
+      <w:pPr>
+        <w:ind w:left="2160" w:hanging="360"/>
+      </w:pPr>
+      <w:rPr>
+        <w:rFonts w:ascii="Wingdings" w:hAnsi="Wingdings" w:hint="default"/>
+      </w:rPr>
+    </w:lvl>
+    <w:lvl w:ilvl="3" w:tplc="34090001" w:tentative="1">
+      <w:start w:val="1"/>
+      <w:numFmt w:val="bullet"/>
+      <w:lvlText w:val=""/>
+      <w:lvlJc w:val="left"/>
+      <w:pPr>
+        <w:ind w:left="2880" w:hanging="360"/>
+      </w:pPr>
+      <w:rPr>
+        <w:rFonts w:ascii="Symbol" w:hAnsi="Symbol" w:hint="default"/>
+      </w:rPr>
+    </w:lvl>
+    <w:lvl w:ilvl="4" w:tplc="34090003" w:tentative="1">
+      <w:start w:val="1"/>
+      <w:numFmt w:val="bullet"/>
+      <w:lvlText w:val="o"/>
+      <w:lvlJc w:val="left"/>
+      <w:pPr>
+        <w:ind w:left="3600" w:hanging="360"/>
+      </w:pPr>
+      <w:rPr>
+        <w:rFonts w:ascii="Courier New" w:hAnsi="Courier New" w:cs="Courier New" w:hint="default"/>
+      </w:rPr>
+    </w:lvl>
+    <w:lvl w:ilvl="5" w:tplc="34090005" w:tentative="1">
+      <w:start w:val="1"/>
+      <w:numFmt w:val="bullet"/>
+      <w:lvlText w:val=""/>
+      <w:lvlJc w:val="left"/>
+      <w:pPr>
+        <w:ind w:left="4320" w:hanging="360"/>
+      </w:pPr>
+      <w:rPr>
+        <w:rFonts w:ascii="Wingdings" w:hAnsi="Wingdings" w:hint="default"/>
+      </w:rPr>
+    </w:lvl>
+    <w:lvl w:ilvl="6" w:tplc="34090001" w:tentative="1">
+      <w:start w:val="1"/>
+      <w:numFmt w:val="bullet"/>
+      <w:lvlText w:val=""/>
+      <w:lvlJc w:val="left"/>
+      <w:pPr>
+        <w:ind w:left="5040" w:hanging="360"/>
+      </w:pPr>
+      <w:rPr>
+        <w:rFonts w:ascii="Symbol" w:hAnsi="Symbol" w:hint="default"/>
+      </w:rPr>
+    </w:lvl>
+    <w:lvl w:ilvl="7" w:tplc="34090003" w:tentative="1">
+      <w:start w:val="1"/>
+      <w:numFmt w:val="bullet"/>
+      <w:lvlText w:val="o"/>
+      <w:lvlJc w:val="left"/>
+      <w:pPr>
+        <w:ind w:left="5760" w:hanging="360"/>
+      </w:pPr>
+      <w:rPr>
+        <w:rFonts w:ascii="Courier New" w:hAnsi="Courier New" w:cs="Courier New" w:hint="default"/>
+      </w:rPr>
+    </w:lvl>
+    <w:lvl w:ilvl="8" w:tplc="34090005" w:tentative="1">
+      <w:start w:val="1"/>
+      <w:numFmt w:val="bullet"/>
+      <w:lvlText w:val=""/>
+      <w:lvlJc w:val="left"/>
+      <w:pPr>
+        <w:ind w:left="6480" w:hanging="360"/>
+      </w:pPr>
+      <w:rPr>
+        <w:rFonts w:ascii="Wingdings" w:hAnsi="Wingdings" w:hint="default"/>
+      </w:rPr>
+    </w:lvl>
+  </w:abstractNum>
+  <w:abstractNum w:abstractNumId="4" w15:restartNumberingAfterBreak="0">
     <w:nsid w:val="6A06271D"/>
     <w:multiLevelType w:val="hybridMultilevel"/>
     <w:tmpl w:val="836E8F34"/>
@@ -2685,7 +2900,7 @@
       </w:rPr>
     </w:lvl>
   </w:abstractNum>
-  <w:abstractNum w:abstractNumId="4" w15:restartNumberingAfterBreak="0">
+  <w:abstractNum w:abstractNumId="5" w15:restartNumberingAfterBreak="0">
     <w:nsid w:val="755F10FC"/>
     <w:multiLevelType w:val="hybridMultilevel"/>
     <w:tmpl w:val="81202404"/>
@@ -2799,7 +3014,7 @@
     </w:lvl>
   </w:abstractNum>
   <w:num w:numId="1">
-    <w:abstractNumId w:val="4"/>
+    <w:abstractNumId w:val="5"/>
   </w:num>
   <w:num w:numId="2">
     <w:abstractNumId w:val="0"/>
@@ -2811,6 +3026,9 @@
     <w:abstractNumId w:val="2"/>
   </w:num>
   <w:num w:numId="5">
+    <w:abstractNumId w:val="4"/>
+  </w:num>
+  <w:num w:numId="6">
     <w:abstractNumId w:val="3"/>
   </w:num>
 </w:numbering>
@@ -3586,7 +3804,7 @@
 </file>
 
 <file path=customXml/itemProps1.xml><?xml version="1.0" encoding="utf-8"?>
-<ds:datastoreItem xmlns:ds="http://schemas.openxmlformats.org/officeDocument/2006/customXml" ds:itemID="{1BE0E144-A0DA-4464-9580-909471D54422}">
+<ds:datastoreItem xmlns:ds="http://schemas.openxmlformats.org/officeDocument/2006/customXml" ds:itemID="{A773B918-4D5F-416E-8866-833AF158D25F}">
   <ds:schemaRefs>
     <ds:schemaRef ds:uri="http://schemas.openxmlformats.org/officeDocument/2006/bibliography"/>
   </ds:schemaRefs>

--- a/src/images/cv/melvin-enmocino.docx
+++ b/src/images/cv/melvin-enmocino.docx
@@ -191,8 +191,6 @@
         </w:rPr>
         <w:t xml:space="preserve"> </w:t>
       </w:r>
-      <w:bookmarkStart w:id="0" w:name="_GoBack"/>
-      <w:bookmarkEnd w:id="0"/>
     </w:p>
     <w:p>
       <w:pPr>
@@ -485,7 +483,67 @@
           <w:sz w:val="18"/>
           <w:szCs w:val="18"/>
         </w:rPr>
-        <w:t>0949-920-0932</w:t>
+        <w:t>0949-920</w:t>
+      </w:r>
+      <w:r>
+        <w:rPr>
+          <w:rFonts w:ascii="Calibri Light" w:hAnsi="Calibri Light" w:cs="Calibri Light"/>
+          <w:color w:val="FFFFFF" w:themeColor="background1"/>
+          <w:sz w:val="18"/>
+          <w:szCs w:val="18"/>
+        </w:rPr>
+        <w:t>-0932</w:t>
+      </w:r>
+      <w:r>
+        <w:rPr>
+          <w:rFonts w:ascii="Calibri Light" w:hAnsi="Calibri Light" w:cs="Calibri Light"/>
+          <w:color w:val="FFFFFF" w:themeColor="background1"/>
+          <w:sz w:val="18"/>
+          <w:szCs w:val="18"/>
+        </w:rPr>
+        <w:t xml:space="preserve"> / </w:t>
+      </w:r>
+      <w:r>
+        <w:rPr>
+          <w:color w:val="FFFFFF" w:themeColor="background1"/>
+          <w:sz w:val="18"/>
+          <w:szCs w:val="18"/>
+        </w:rPr>
+        <w:t>0936</w:t>
+      </w:r>
+      <w:r>
+        <w:rPr>
+          <w:color w:val="FFFFFF" w:themeColor="background1"/>
+          <w:sz w:val="18"/>
+          <w:szCs w:val="18"/>
+        </w:rPr>
+        <w:t>-</w:t>
+      </w:r>
+      <w:r>
+        <w:rPr>
+          <w:color w:val="FFFFFF" w:themeColor="background1"/>
+          <w:sz w:val="18"/>
+          <w:szCs w:val="18"/>
+        </w:rPr>
+        <w:t>564</w:t>
+      </w:r>
+      <w:r>
+        <w:rPr>
+          <w:color w:val="FFFFFF" w:themeColor="background1"/>
+          <w:sz w:val="18"/>
+          <w:szCs w:val="18"/>
+        </w:rPr>
+        <w:t>-</w:t>
+      </w:r>
+      <w:bookmarkStart w:id="0" w:name="_GoBack"/>
+      <w:bookmarkEnd w:id="0"/>
+      <w:r>
+        <w:rPr>
+          <w:color w:val="FFFFFF" w:themeColor="background1"/>
+          <w:sz w:val="18"/>
+          <w:szCs w:val="18"/>
+        </w:rPr>
+        <w:t>1623</w:t>
       </w:r>
     </w:p>
     <w:p>
@@ -3501,6 +3559,11 @@
       <w:contextualSpacing/>
     </w:pPr>
   </w:style>
+  <w:style w:type="character" w:customStyle="1" w:styleId="jsgrdq">
+    <w:name w:val="jsgrdq"/>
+    <w:basedOn w:val="DefaultParagraphFont"/>
+    <w:rsid w:val="00222518"/>
+  </w:style>
 </w:styles>
 </file>
 
@@ -3804,7 +3867,7 @@
 </file>
 
 <file path=customXml/itemProps1.xml><?xml version="1.0" encoding="utf-8"?>
-<ds:datastoreItem xmlns:ds="http://schemas.openxmlformats.org/officeDocument/2006/customXml" ds:itemID="{A773B918-4D5F-416E-8866-833AF158D25F}">
+<ds:datastoreItem xmlns:ds="http://schemas.openxmlformats.org/officeDocument/2006/customXml" ds:itemID="{C5DC736B-DBD9-4877-A7A0-276FB217E429}">
   <ds:schemaRefs>
     <ds:schemaRef ds:uri="http://schemas.openxmlformats.org/officeDocument/2006/bibliography"/>
   </ds:schemaRefs>
